--- a/docs/Guia de implementacion - Red Las Lagunitas v2.docx
+++ b/docs/Guia de implementacion - Red Las Lagunitas v2.docx
@@ -16,7 +16,7 @@
         <w:rPr>
           <w:b/>
         </w:rPr>
-        <w:t>Versión 2.0</w:t>
+        <w:t>Versión 2.1</w:t>
       </w:r>
       <w:r>
         <w:t xml:space="preserve"> · Zabbix 7.0 LTS · Red Comunitaria y Científica Las Lagunitas (Alpa Corral, Córdoba)</w:t>
@@ -1995,6 +1995,21 @@
     </w:p>
     <w:p>
       <w:r>
+        <w:t xml:space="preserve">El paso a paso detallado por tipo de equipo (radios airMAX, Mikrotik, airCube, UniFi), con qué métricas y alertas aporta cada uno, está en la </w:t>
+      </w:r>
+      <w:r>
+        <w:rPr>
+          <w:color w:val="0A72B8"/>
+          <w:u w:val="single"/>
+        </w:rPr>
+        <w:t>Guía de integración de equipos</w:t>
+      </w:r>
+      <w:r>
+        <w:t>. Resumen:</w:t>
+      </w:r>
+    </w:p>
+    <w:p>
+      <w:r>
         <w:rPr>
           <w:b/>
         </w:rPr>
@@ -2083,7 +2098,7 @@
     </w:p>
     <w:p>
       <w:r>
-        <w:t>Comprobar desde el servidor:</w:t>
+        <w:t>Comprobar desde el servidor (usa la misma red que el Zabbix server):</w:t>
       </w:r>
     </w:p>
     <w:p>
@@ -2099,7 +2114,7 @@
         </w:rPr>
         <w:t>docker compose exec zabbix-server fping -c3 &lt;IP_EQUIPO&gt;</w:t>
         <w:br/>
-        <w:t>docker compose exec zabbix-server snmpget -v2c -c &lt;COMUNIDAD&gt; &lt;IP_EQUIPO&gt; 1.3.6.1.2.1.1.5.0</w:t>
+        <w:t>bin/lagunitas probar-snmp &lt;IP_EQUIPO&gt;</w:t>
       </w:r>
     </w:p>
     <w:p>
@@ -2432,6 +2447,194 @@
                 <w:color w:val="8A1C3A"/>
                 <w:sz w:val="18"/>
               </w:rPr>
+              <w:t>funcion</w:t>
+            </w:r>
+          </w:p>
+        </w:tc>
+        <w:tc>
+          <w:tcPr>
+            <w:tcW w:type="dxa" w:w="4873"/>
+          </w:tcPr>
+          <w:p>
+            <w:pPr>
+              <w:spacing w:after="40"/>
+            </w:pPr>
+            <w:r>
+              <w:rPr>
+                <w:sz w:val="18"/>
+              </w:rPr>
+            </w:r>
+            <w:r>
+              <w:rPr>
+                <w:rFonts w:ascii="Consolas" w:hAnsi="Consolas"/>
+                <w:color w:val="8A1C3A"/>
+                <w:sz w:val="18"/>
+              </w:rPr>
+              <w:t>ap</w:t>
+            </w:r>
+            <w:r>
+              <w:rPr>
+                <w:sz w:val="18"/>
+              </w:rPr>
+              <w:t xml:space="preserve">, </w:t>
+            </w:r>
+            <w:r>
+              <w:rPr>
+                <w:rFonts w:ascii="Consolas" w:hAnsi="Consolas"/>
+                <w:color w:val="8A1C3A"/>
+                <w:sz w:val="18"/>
+              </w:rPr>
+              <w:t>sm</w:t>
+            </w:r>
+            <w:r>
+              <w:rPr>
+                <w:sz w:val="18"/>
+              </w:rPr>
+              <w:t xml:space="preserve">, </w:t>
+            </w:r>
+            <w:r>
+              <w:rPr>
+                <w:rFonts w:ascii="Consolas" w:hAnsi="Consolas"/>
+                <w:color w:val="8A1C3A"/>
+                <w:sz w:val="18"/>
+              </w:rPr>
+              <w:t>ptp</w:t>
+            </w:r>
+            <w:r>
+              <w:rPr>
+                <w:sz w:val="18"/>
+              </w:rPr>
+              <w:t xml:space="preserve"> o </w:t>
+            </w:r>
+            <w:r>
+              <w:rPr>
+                <w:rFonts w:ascii="Consolas" w:hAnsi="Consolas"/>
+                <w:color w:val="8A1C3A"/>
+                <w:sz w:val="18"/>
+              </w:rPr>
+              <w:t>router</w:t>
+            </w:r>
+            <w:r>
+              <w:rPr>
+                <w:sz w:val="18"/>
+              </w:rPr>
+              <w:t>.</w:t>
+            </w:r>
+          </w:p>
+        </w:tc>
+      </w:tr>
+      <w:tr>
+        <w:tc>
+          <w:tcPr>
+            <w:tcW w:type="dxa" w:w="4873"/>
+          </w:tcPr>
+          <w:p>
+            <w:pPr>
+              <w:spacing w:after="40"/>
+            </w:pPr>
+            <w:r>
+              <w:rPr>
+                <w:sz w:val="18"/>
+              </w:rPr>
+            </w:r>
+            <w:r>
+              <w:rPr>
+                <w:rFonts w:ascii="Consolas" w:hAnsi="Consolas"/>
+                <w:color w:val="8A1C3A"/>
+                <w:sz w:val="18"/>
+              </w:rPr>
+              <w:t>modelo</w:t>
+            </w:r>
+          </w:p>
+        </w:tc>
+        <w:tc>
+          <w:tcPr>
+            <w:tcW w:type="dxa" w:w="4873"/>
+          </w:tcPr>
+          <w:p>
+            <w:pPr>
+              <w:spacing w:after="40"/>
+            </w:pPr>
+            <w:r>
+              <w:rPr>
+                <w:sz w:val="18"/>
+              </w:rPr>
+            </w:r>
+            <w:r>
+              <w:rPr>
+                <w:sz w:val="18"/>
+              </w:rPr>
+              <w:t>Modelo exacto (se guarda en el inventario de Zabbix).</w:t>
+            </w:r>
+          </w:p>
+        </w:tc>
+      </w:tr>
+      <w:tr>
+        <w:tc>
+          <w:tcPr>
+            <w:tcW w:type="dxa" w:w="4873"/>
+          </w:tcPr>
+          <w:p>
+            <w:pPr>
+              <w:spacing w:after="40"/>
+            </w:pPr>
+            <w:r>
+              <w:rPr>
+                <w:sz w:val="18"/>
+              </w:rPr>
+            </w:r>
+            <w:r>
+              <w:rPr>
+                <w:rFonts w:ascii="Consolas" w:hAnsi="Consolas"/>
+                <w:color w:val="8A1C3A"/>
+                <w:sz w:val="18"/>
+              </w:rPr>
+              <w:t>dispositivos</w:t>
+            </w:r>
+          </w:p>
+        </w:tc>
+        <w:tc>
+          <w:tcPr>
+            <w:tcW w:type="dxa" w:w="4873"/>
+          </w:tcPr>
+          <w:p>
+            <w:pPr>
+              <w:spacing w:after="40"/>
+            </w:pPr>
+            <w:r>
+              <w:rPr>
+                <w:sz w:val="18"/>
+              </w:rPr>
+            </w:r>
+            <w:r>
+              <w:rPr>
+                <w:sz w:val="18"/>
+              </w:rPr>
+              <w:t>Los demás equipos con IP del sitio (AP que retransmite, router del hogar), cada uno con su host, IP, función, modelo y perfiles.</w:t>
+            </w:r>
+          </w:p>
+        </w:tc>
+      </w:tr>
+      <w:tr>
+        <w:tc>
+          <w:tcPr>
+            <w:tcW w:type="dxa" w:w="4873"/>
+          </w:tcPr>
+          <w:p>
+            <w:pPr>
+              <w:spacing w:after="40"/>
+            </w:pPr>
+            <w:r>
+              <w:rPr>
+                <w:sz w:val="18"/>
+              </w:rPr>
+            </w:r>
+            <w:r>
+              <w:rPr>
+                <w:rFonts w:ascii="Consolas" w:hAnsi="Consolas"/>
+                <w:color w:val="8A1C3A"/>
+                <w:sz w:val="18"/>
+              </w:rPr>
               <w:t>padre</w:t>
             </w:r>
           </w:p>
@@ -2669,7 +2872,7 @@
               <w:rPr>
                 <w:sz w:val="18"/>
               </w:rPr>
-              <w:t>Templates propios, valuemaps, triggers y dashboards de detalle</w:t>
+              <w:t>Templates propios (ICMP, airMAX por SNMP, Mikrotik por SNMP, UniFi por API), valuemaps, triggers, descubrimientos y dashboards de detalle</w:t>
             </w:r>
           </w:p>
         </w:tc>
@@ -2761,7 +2964,7 @@
               <w:rPr>
                 <w:sz w:val="18"/>
               </w:rPr>
-              <w:t>Dependencias padre → hijo de los triggers de caída</w:t>
+              <w:t>Dependencias padre → hijo de los triggers de caída; las alertas "sin datos SNMP/API" dependen de la caída del propio equipo</w:t>
             </w:r>
           </w:p>
         </w:tc>
@@ -3566,7 +3769,29 @@
         <w:t xml:space="preserve">☐ </w:t>
       </w:r>
       <w:r>
-        <w:t>Inventario de producción con IPs, padres y perfiles verificados.</w:t>
+        <w:t>Inventario de producción con IPs, padres, perfiles, modelos y dispositivos verificados.</w:t>
+      </w:r>
+    </w:p>
+    <w:p>
+      <w:pPr>
+        <w:ind w:left="340"/>
+      </w:pPr>
+      <w:r>
+        <w:t xml:space="preserve">☐ </w:t>
+      </w:r>
+      <w:r>
+        <w:t xml:space="preserve">Cada equipo SNMP probado con </w:t>
+      </w:r>
+      <w:r>
+        <w:rPr>
+          <w:rFonts w:ascii="Consolas" w:hAnsi="Consolas"/>
+          <w:color w:val="8A1C3A"/>
+          <w:sz w:val="18"/>
+        </w:rPr>
+        <w:t>bin/lagunitas probar-snmp</w:t>
+      </w:r>
+      <w:r>
+        <w:t xml:space="preserve"> antes de aprovisionar.</w:t>
       </w:r>
     </w:p>
     <w:p>
@@ -3802,6 +4027,10 @@
         <w:br/>
         <w:t>bin/lagunitas validar                   # valida el inventario sin tocar Zabbix</w:t>
         <w:br/>
+        <w:t>bin/lagunitas probar-snmp &lt;ip&gt; [--comunidad X]   # diagnóstico SNMP antes de integrar</w:t>
+        <w:br/>
+        <w:t>bin/lagunitas unifi-ids &lt;ip&gt; [puerto]   # IDs de site y AP de un controlador UniFi</w:t>
+        <w:br/>
         <w:t>bin/lagunitas verificar</w:t>
         <w:br/>
         <w:t>bin/lagunitas exportar                  # templates y mapa en zabbix/export/*.yaml</w:t>
@@ -3811,6 +4040,8 @@
         <w:t>bin/lagunitas lab caida &lt;equipo&gt;        # simula la caída (docker stop)</w:t>
         <w:br/>
         <w:t>bin/lagunitas lab recuperar &lt;equipo&gt;    # docker start</w:t>
+        <w:br/>
+        <w:t>bin/lagunitas lab escenario &lt;equipo&gt; &lt;escenario&gt;   # fallas simuladas de radio / energía</w:t>
       </w:r>
     </w:p>
     <w:sectPr>
